--- a/AI Use Declaration Form.docx
+++ b/AI Use Declaration Form.docx
@@ -175,7 +175,31 @@
         <w:rPr>
           <w:rFonts w:ascii="Times New Roman" w:hAnsi="Times New Roman" w:cs="Times New Roman"/>
         </w:rPr>
-        <w:t xml:space="preserve"> ___</w:t>
+        <w:t xml:space="preserve"> __</w:t>
+      </w:r>
+      <w:r>
+        <w:rPr>
+          <w:rFonts w:ascii="Times New Roman" w:hAnsi="Times New Roman" w:cs="Times New Roman"/>
+        </w:rPr>
+        <w:t>1</w:t>
+      </w:r>
+      <w:r>
+        <w:rPr>
+          <w:rFonts w:ascii="Times New Roman" w:hAnsi="Times New Roman" w:cs="Times New Roman"/>
+        </w:rPr>
+        <w:t>7</w:t>
+      </w:r>
+      <w:r>
+        <w:rPr>
+          <w:rFonts w:ascii="Times New Roman" w:hAnsi="Times New Roman" w:cs="Times New Roman"/>
+        </w:rPr>
+        <w:t>th</w:t>
+      </w:r>
+      <w:r>
+        <w:rPr>
+          <w:rFonts w:ascii="Times New Roman" w:hAnsi="Times New Roman" w:cs="Times New Roman"/>
+        </w:rPr>
+        <w:t>_</w:t>
       </w:r>
       <w:r>
         <w:rPr>
@@ -351,21 +375,7 @@
               <w:rPr>
                 <w:rFonts w:ascii="Times New Roman" w:hAnsi="Times New Roman" w:cs="Times New Roman"/>
               </w:rPr>
-              <w:t xml:space="preserve">Estimated percentage of </w:t>
-            </w:r>
-            <w:proofErr w:type="gramStart"/>
-            <w:r>
-              <w:rPr>
-                <w:rFonts w:ascii="Times New Roman" w:hAnsi="Times New Roman" w:cs="Times New Roman"/>
-              </w:rPr>
-              <w:t>the work</w:t>
-            </w:r>
-            <w:proofErr w:type="gramEnd"/>
-            <w:r>
-              <w:rPr>
-                <w:rFonts w:ascii="Times New Roman" w:hAnsi="Times New Roman" w:cs="Times New Roman"/>
-              </w:rPr>
-              <w:t xml:space="preserve"> influenced by AI</w:t>
+              <w:t>Estimated percentage of the work influenced by AI</w:t>
             </w:r>
           </w:p>
         </w:tc>
@@ -661,127 +671,7 @@
               <w:rPr>
                 <w:rFonts w:ascii="Times New Roman" w:hAnsi="Times New Roman" w:cs="Times New Roman"/>
               </w:rPr>
-              <w:t>Provided error stack traces: "</w:t>
-            </w:r>
-            <w:proofErr w:type="spellStart"/>
-            <w:r>
-              <w:rPr>
-                <w:rFonts w:ascii="Times New Roman" w:hAnsi="Times New Roman" w:cs="Times New Roman"/>
-              </w:rPr>
-              <w:t>TypeError</w:t>
-            </w:r>
-            <w:proofErr w:type="spellEnd"/>
-            <w:r>
-              <w:rPr>
-                <w:rFonts w:ascii="Times New Roman" w:hAnsi="Times New Roman" w:cs="Times New Roman"/>
-              </w:rPr>
-              <w:t xml:space="preserve">: 'method' object is not </w:t>
-            </w:r>
-            <w:proofErr w:type="spellStart"/>
-            <w:r>
-              <w:rPr>
-                <w:rFonts w:ascii="Times New Roman" w:hAnsi="Times New Roman" w:cs="Times New Roman"/>
-              </w:rPr>
-              <w:t>iterable</w:t>
-            </w:r>
-            <w:proofErr w:type="spellEnd"/>
-            <w:r>
-              <w:rPr>
-                <w:rFonts w:ascii="Times New Roman" w:hAnsi="Times New Roman" w:cs="Times New Roman"/>
-              </w:rPr>
-              <w:t>", "</w:t>
-            </w:r>
-            <w:proofErr w:type="spellStart"/>
-            <w:r>
-              <w:rPr>
-                <w:rFonts w:ascii="Times New Roman" w:hAnsi="Times New Roman" w:cs="Times New Roman"/>
-              </w:rPr>
-              <w:t>AttributeError</w:t>
-            </w:r>
-            <w:proofErr w:type="spellEnd"/>
-            <w:r>
-              <w:rPr>
-                <w:rFonts w:ascii="Times New Roman" w:hAnsi="Times New Roman" w:cs="Times New Roman"/>
-              </w:rPr>
-              <w:t>: 'set' object has no attribute 'append'", and "</w:t>
-            </w:r>
-            <w:proofErr w:type="spellStart"/>
-            <w:r>
-              <w:rPr>
-                <w:rFonts w:ascii="Times New Roman" w:hAnsi="Times New Roman" w:cs="Times New Roman"/>
-              </w:rPr>
-              <w:t>TypeError</w:t>
-            </w:r>
-            <w:proofErr w:type="spellEnd"/>
-            <w:r>
-              <w:rPr>
-                <w:rFonts w:ascii="Times New Roman" w:hAnsi="Times New Roman" w:cs="Times New Roman"/>
-              </w:rPr>
-              <w:t xml:space="preserve">: </w:t>
-            </w:r>
-            <w:proofErr w:type="spellStart"/>
-            <w:proofErr w:type="gramStart"/>
-            <w:r>
-              <w:rPr>
-                <w:rFonts w:ascii="Times New Roman" w:hAnsi="Times New Roman" w:cs="Times New Roman"/>
-              </w:rPr>
-              <w:t>SearchResult</w:t>
-            </w:r>
-            <w:proofErr w:type="spellEnd"/>
-            <w:r>
-              <w:rPr>
-                <w:rFonts w:ascii="Times New Roman" w:hAnsi="Times New Roman" w:cs="Times New Roman"/>
-              </w:rPr>
-              <w:t>._</w:t>
-            </w:r>
-            <w:proofErr w:type="gramEnd"/>
-            <w:r>
-              <w:rPr>
-                <w:rFonts w:ascii="Times New Roman" w:hAnsi="Times New Roman" w:cs="Times New Roman"/>
-              </w:rPr>
-              <w:t>_</w:t>
-            </w:r>
-            <w:proofErr w:type="spellStart"/>
-            <w:r>
-              <w:rPr>
-                <w:rFonts w:ascii="Times New Roman" w:hAnsi="Times New Roman" w:cs="Times New Roman"/>
-              </w:rPr>
-              <w:t>init</w:t>
-            </w:r>
-            <w:proofErr w:type="spellEnd"/>
-            <w:r>
-              <w:rPr>
-                <w:rFonts w:ascii="Times New Roman" w:hAnsi="Times New Roman" w:cs="Times New Roman"/>
-              </w:rPr>
-              <w:t>_</w:t>
-            </w:r>
-            <w:proofErr w:type="gramStart"/>
-            <w:r>
-              <w:rPr>
-                <w:rFonts w:ascii="Times New Roman" w:hAnsi="Times New Roman" w:cs="Times New Roman"/>
-              </w:rPr>
-              <w:t>_(</w:t>
-            </w:r>
-            <w:proofErr w:type="gramEnd"/>
-            <w:r>
-              <w:rPr>
-                <w:rFonts w:ascii="Times New Roman" w:hAnsi="Times New Roman" w:cs="Times New Roman"/>
-              </w:rPr>
-              <w:t>) got unexpected keyword argument '</w:t>
-            </w:r>
-            <w:proofErr w:type="spellStart"/>
-            <w:r>
-              <w:rPr>
-                <w:rFonts w:ascii="Times New Roman" w:hAnsi="Times New Roman" w:cs="Times New Roman"/>
-              </w:rPr>
-              <w:t>solution_cost</w:t>
-            </w:r>
-            <w:proofErr w:type="spellEnd"/>
-            <w:r>
-              <w:rPr>
-                <w:rFonts w:ascii="Times New Roman" w:hAnsi="Times New Roman" w:cs="Times New Roman"/>
-              </w:rPr>
-              <w:t>'".</w:t>
+              <w:t>Provided error stack traces: "TypeError: 'method' object is not iterable", "AttributeError: 'set' object has no attribute 'append'", and "TypeError: SearchResult.__init__() got unexpected keyword argument 'solution_cost'".</w:t>
             </w:r>
           </w:p>
         </w:tc>
@@ -800,49 +690,7 @@
               <w:rPr>
                 <w:rFonts w:ascii="Times New Roman" w:hAnsi="Times New Roman" w:cs="Times New Roman"/>
               </w:rPr>
-              <w:t xml:space="preserve">Code blocks for </w:t>
-            </w:r>
-            <w:proofErr w:type="spellStart"/>
-            <w:r>
-              <w:rPr>
-                <w:rFonts w:ascii="Times New Roman" w:hAnsi="Times New Roman" w:cs="Times New Roman"/>
-              </w:rPr>
-              <w:t>SearchAlgorithm.expand</w:t>
-            </w:r>
-            <w:proofErr w:type="spellEnd"/>
-            <w:r>
-              <w:rPr>
-                <w:rFonts w:ascii="Times New Roman" w:hAnsi="Times New Roman" w:cs="Times New Roman"/>
-              </w:rPr>
-              <w:t xml:space="preserve">, </w:t>
-            </w:r>
-            <w:proofErr w:type="spellStart"/>
-            <w:r>
-              <w:rPr>
-                <w:rFonts w:ascii="Times New Roman" w:hAnsi="Times New Roman" w:cs="Times New Roman"/>
-              </w:rPr>
-              <w:t>BreadthFirstSearch.search</w:t>
-            </w:r>
-            <w:proofErr w:type="spellEnd"/>
-            <w:r>
-              <w:rPr>
-                <w:rFonts w:ascii="Times New Roman" w:hAnsi="Times New Roman" w:cs="Times New Roman"/>
-              </w:rPr>
-              <w:t xml:space="preserve">, and </w:t>
-            </w:r>
-            <w:proofErr w:type="spellStart"/>
-            <w:r>
-              <w:rPr>
-                <w:rFonts w:ascii="Times New Roman" w:hAnsi="Times New Roman" w:cs="Times New Roman"/>
-              </w:rPr>
-              <w:t>DepthFirstSearch.search</w:t>
-            </w:r>
-            <w:proofErr w:type="spellEnd"/>
-            <w:r>
-              <w:rPr>
-                <w:rFonts w:ascii="Times New Roman" w:hAnsi="Times New Roman" w:cs="Times New Roman"/>
-              </w:rPr>
-              <w:t>.</w:t>
+              <w:t>Code blocks for SearchAlgorithm.expand, BreadthFirstSearch.search, and DepthFirstSearch.search.</w:t>
             </w:r>
           </w:p>
         </w:tc>
@@ -861,91 +709,7 @@
               <w:rPr>
                 <w:rFonts w:ascii="Times New Roman" w:hAnsi="Times New Roman" w:cs="Times New Roman"/>
               </w:rPr>
-              <w:t xml:space="preserve">I traced the errors back to the source </w:t>
-            </w:r>
-            <w:proofErr w:type="spellStart"/>
-            <w:r>
-              <w:rPr>
-                <w:rFonts w:ascii="Times New Roman" w:hAnsi="Times New Roman" w:cs="Times New Roman"/>
-              </w:rPr>
-              <w:t>dataclasses</w:t>
-            </w:r>
-            <w:proofErr w:type="spellEnd"/>
-            <w:r>
-              <w:rPr>
-                <w:rFonts w:ascii="Times New Roman" w:hAnsi="Times New Roman" w:cs="Times New Roman"/>
-              </w:rPr>
-              <w:t xml:space="preserve">. I changed list operations to </w:t>
-            </w:r>
-            <w:proofErr w:type="gramStart"/>
-            <w:r>
-              <w:rPr>
-                <w:rFonts w:ascii="Times New Roman" w:hAnsi="Times New Roman" w:cs="Times New Roman"/>
-              </w:rPr>
-              <w:t>set .add</w:t>
-            </w:r>
-            <w:proofErr w:type="gramEnd"/>
-            <w:r>
-              <w:rPr>
-                <w:rFonts w:ascii="Times New Roman" w:hAnsi="Times New Roman" w:cs="Times New Roman"/>
-              </w:rPr>
-              <w:t xml:space="preserve">() calls, removed the </w:t>
-            </w:r>
-            <w:proofErr w:type="gramStart"/>
-            <w:r>
-              <w:rPr>
-                <w:rFonts w:ascii="Times New Roman" w:hAnsi="Times New Roman" w:cs="Times New Roman"/>
-              </w:rPr>
-              <w:t>automated @</w:t>
-            </w:r>
-            <w:proofErr w:type="gramEnd"/>
-            <w:r>
-              <w:rPr>
-                <w:rFonts w:ascii="Times New Roman" w:hAnsi="Times New Roman" w:cs="Times New Roman"/>
-              </w:rPr>
-              <w:t>property values (</w:t>
-            </w:r>
-            <w:proofErr w:type="spellStart"/>
-            <w:r>
-              <w:rPr>
-                <w:rFonts w:ascii="Times New Roman" w:hAnsi="Times New Roman" w:cs="Times New Roman"/>
-              </w:rPr>
-              <w:t>solution_cost</w:t>
-            </w:r>
-            <w:proofErr w:type="spellEnd"/>
-            <w:r>
-              <w:rPr>
-                <w:rFonts w:ascii="Times New Roman" w:hAnsi="Times New Roman" w:cs="Times New Roman"/>
-              </w:rPr>
-              <w:t xml:space="preserve">, </w:t>
-            </w:r>
-            <w:proofErr w:type="spellStart"/>
-            <w:r>
-              <w:rPr>
-                <w:rFonts w:ascii="Times New Roman" w:hAnsi="Times New Roman" w:cs="Times New Roman"/>
-              </w:rPr>
-              <w:t>solution_depth</w:t>
-            </w:r>
-            <w:proofErr w:type="spellEnd"/>
-            <w:r>
-              <w:rPr>
-                <w:rFonts w:ascii="Times New Roman" w:hAnsi="Times New Roman" w:cs="Times New Roman"/>
-              </w:rPr>
-              <w:t xml:space="preserve">) from being passed incorrectly into the constructor, and deleted the misplaced raise </w:t>
-            </w:r>
-            <w:proofErr w:type="spellStart"/>
-            <w:r>
-              <w:rPr>
-                <w:rFonts w:ascii="Times New Roman" w:hAnsi="Times New Roman" w:cs="Times New Roman"/>
-              </w:rPr>
-              <w:t>NotImplementedError</w:t>
-            </w:r>
-            <w:proofErr w:type="spellEnd"/>
-            <w:r>
-              <w:rPr>
-                <w:rFonts w:ascii="Times New Roman" w:hAnsi="Times New Roman" w:cs="Times New Roman"/>
-              </w:rPr>
-              <w:t xml:space="preserve"> lines that broke the generator stream.</w:t>
+              <w:t>I traced the errors back to the source dataclasses. I changed list operations to set .add() calls, removed the automated @property values (solution_cost, solution_depth) from being passed incorrectly into the constructor, and deleted the misplaced raise NotImplementedError lines that broke the generator stream.</w:t>
             </w:r>
           </w:p>
         </w:tc>
@@ -1023,32 +787,8 @@
               <w:rPr>
                 <w:rFonts w:ascii="Times New Roman" w:hAnsi="Times New Roman" w:cs="Times New Roman"/>
               </w:rPr>
-              <w:t xml:space="preserve">Code block for </w:t>
-            </w:r>
-            <w:proofErr w:type="spellStart"/>
-            <w:proofErr w:type="gramStart"/>
-            <w:r>
-              <w:rPr>
-                <w:rFonts w:ascii="Times New Roman" w:hAnsi="Times New Roman" w:cs="Times New Roman"/>
-              </w:rPr>
-              <w:t>DepthLimitedSearch</w:t>
-            </w:r>
-            <w:proofErr w:type="spellEnd"/>
-            <w:r>
-              <w:rPr>
-                <w:rFonts w:ascii="Times New Roman" w:hAnsi="Times New Roman" w:cs="Times New Roman"/>
-              </w:rPr>
-              <w:t>._</w:t>
-            </w:r>
-            <w:proofErr w:type="spellStart"/>
-            <w:proofErr w:type="gramEnd"/>
-            <w:r>
-              <w:rPr>
-                <w:rFonts w:ascii="Times New Roman" w:hAnsi="Times New Roman" w:cs="Times New Roman"/>
-              </w:rPr>
-              <w:t>recursive_dls</w:t>
-            </w:r>
-            <w:proofErr w:type="spellEnd"/>
+              <w:t>Code block for DepthLimitedSearch._recursive_dls</w:t>
+            </w:r>
           </w:p>
         </w:tc>
         <w:tc>
@@ -1065,21 +805,7 @@
               <w:rPr>
                 <w:rFonts w:ascii="Times New Roman" w:hAnsi="Times New Roman" w:cs="Times New Roman"/>
               </w:rPr>
-              <w:t xml:space="preserve">I verified the code logic against textbook AIMA search architecture. I corrected single-equals assignment operations to conditional checking operators (==), modified the recursive frame parameters to pass the unique child nodes instead of the global </w:t>
-            </w:r>
-            <w:proofErr w:type="spellStart"/>
-            <w:r>
-              <w:rPr>
-                <w:rFonts w:ascii="Times New Roman" w:hAnsi="Times New Roman" w:cs="Times New Roman"/>
-              </w:rPr>
-              <w:t>initial_node</w:t>
-            </w:r>
-            <w:proofErr w:type="spellEnd"/>
-            <w:r>
-              <w:rPr>
-                <w:rFonts w:ascii="Times New Roman" w:hAnsi="Times New Roman" w:cs="Times New Roman"/>
-              </w:rPr>
-              <w:t xml:space="preserve"> to avoid an infinite loop, and implemented parent pointer loops to block state cycles.</w:t>
+              <w:t>I verified the code logic against textbook AIMA search architecture. I corrected single-equals assignment operations to conditional checking operators (==), modified the recursive frame parameters to pass the unique child nodes instead of the global initial_node to avoid an infinite loop, and implemented parent pointer loops to block state cycles.</w:t>
             </w:r>
           </w:p>
         </w:tc>
@@ -1398,6 +1124,30 @@
               </w:rPr>
               <w:t>AI_Prompt_History_Lab1A.txt</w:t>
             </w:r>
+            <w:r>
+              <w:rPr>
+                <w:rFonts w:ascii="Times New Roman" w:hAnsi="Times New Roman" w:cs="Times New Roman"/>
+              </w:rPr>
+              <w:t xml:space="preserve"> , </w:t>
+            </w:r>
+            <w:r>
+              <w:rPr>
+                <w:rFonts w:ascii="Times New Roman" w:hAnsi="Times New Roman" w:cs="Times New Roman"/>
+              </w:rPr>
+              <w:t>AI_Prompt_History_Lab1</w:t>
+            </w:r>
+            <w:r>
+              <w:rPr>
+                <w:rFonts w:ascii="Times New Roman" w:hAnsi="Times New Roman" w:cs="Times New Roman"/>
+              </w:rPr>
+              <w:t>B</w:t>
+            </w:r>
+            <w:r>
+              <w:rPr>
+                <w:rFonts w:ascii="Times New Roman" w:hAnsi="Times New Roman" w:cs="Times New Roman"/>
+              </w:rPr>
+              <w:t>.txt</w:t>
+            </w:r>
           </w:p>
         </w:tc>
       </w:tr>
@@ -1628,16 +1378,32 @@
               <w:rPr>
                 <w:rFonts w:ascii="Times New Roman" w:hAnsi="Times New Roman" w:cs="Times New Roman"/>
               </w:rPr>
+              <w:t>Kekeli_Agblobi_Lab_1A.ipynb</w:t>
+            </w:r>
+            <w:r>
+              <w:rPr>
+                <w:rFonts w:ascii="Times New Roman" w:hAnsi="Times New Roman" w:cs="Times New Roman"/>
+              </w:rPr>
+              <w:t xml:space="preserve">, </w:t>
+            </w:r>
+            <w:r>
+              <w:rPr>
+                <w:rFonts w:ascii="Times New Roman" w:hAnsi="Times New Roman" w:cs="Times New Roman"/>
+              </w:rPr>
               <w:t>Kekeli_Agblobi_Lab_1</w:t>
             </w:r>
-            <w:proofErr w:type="gramStart"/>
-            <w:r>
-              <w:rPr>
-                <w:rFonts w:ascii="Times New Roman" w:hAnsi="Times New Roman" w:cs="Times New Roman"/>
-              </w:rPr>
-              <w:t>A.ipynb</w:t>
-            </w:r>
-            <w:proofErr w:type="gramEnd"/>
+            <w:r>
+              <w:rPr>
+                <w:rFonts w:ascii="Times New Roman" w:hAnsi="Times New Roman" w:cs="Times New Roman"/>
+              </w:rPr>
+              <w:t>B</w:t>
+            </w:r>
+            <w:r>
+              <w:rPr>
+                <w:rFonts w:ascii="Times New Roman" w:hAnsi="Times New Roman" w:cs="Times New Roman"/>
+              </w:rPr>
+              <w:t>.ipynb</w:t>
+            </w:r>
           </w:p>
         </w:tc>
       </w:tr>
@@ -1760,6 +1526,7 @@
               <w:rPr>
                 <w:rFonts w:ascii="Times New Roman" w:hAnsi="Times New Roman" w:cs="Times New Roman"/>
               </w:rPr>
+              <w:lastRenderedPageBreak/>
               <w:t>The submitted work is my own work.</w:t>
             </w:r>
           </w:p>
@@ -1838,7 +1605,6 @@
               <w:rPr>
                 <w:rFonts w:ascii="Times New Roman" w:hAnsi="Times New Roman" w:cs="Times New Roman"/>
               </w:rPr>
-              <w:lastRenderedPageBreak/>
               <w:t>The prompts, instructions, and AI-generated outputs have been disclosed where applicable.</w:t>
             </w:r>
           </w:p>
@@ -2006,7 +1772,6 @@
         </w:rPr>
         <w:t xml:space="preserve"> ________</w:t>
       </w:r>
-      <w:proofErr w:type="spellStart"/>
       <w:r>
         <w:rPr>
           <w:rFonts w:ascii="Times New Roman" w:hAnsi="Times New Roman" w:cs="Times New Roman"/>
@@ -2014,7 +1779,6 @@
         </w:rPr>
         <w:t>KekeliAgblobi</w:t>
       </w:r>
-      <w:proofErr w:type="spellEnd"/>
       <w:r>
         <w:rPr>
           <w:rFonts w:ascii="Times New Roman" w:hAnsi="Times New Roman" w:cs="Times New Roman"/>
@@ -2688,7 +2452,6 @@
   <w:style w:type="character" w:default="1" w:styleId="DefaultParagraphFont">
     <w:name w:val="Default Paragraph Font"/>
     <w:uiPriority w:val="1"/>
-    <w:semiHidden/>
     <w:unhideWhenUsed/>
   </w:style>
   <w:style w:type="table" w:default="1" w:styleId="TableNormal">

--- a/AI Use Declaration Form.docx
+++ b/AI Use Declaration Form.docx
@@ -1128,25 +1128,7 @@
               <w:rPr>
                 <w:rFonts w:ascii="Times New Roman" w:hAnsi="Times New Roman" w:cs="Times New Roman"/>
               </w:rPr>
-              <w:t xml:space="preserve"> , </w:t>
-            </w:r>
-            <w:r>
-              <w:rPr>
-                <w:rFonts w:ascii="Times New Roman" w:hAnsi="Times New Roman" w:cs="Times New Roman"/>
-              </w:rPr>
-              <w:t>AI_Prompt_History_Lab1</w:t>
-            </w:r>
-            <w:r>
-              <w:rPr>
-                <w:rFonts w:ascii="Times New Roman" w:hAnsi="Times New Roman" w:cs="Times New Roman"/>
-              </w:rPr>
-              <w:t>B</w:t>
-            </w:r>
-            <w:r>
-              <w:rPr>
-                <w:rFonts w:ascii="Times New Roman" w:hAnsi="Times New Roman" w:cs="Times New Roman"/>
-              </w:rPr>
-              <w:t>.txt</w:t>
+              <w:t xml:space="preserve"> , AI_Prompt_History_Lab1B.txt</w:t>
             </w:r>
           </w:p>
         </w:tc>
@@ -1831,6 +1813,556 @@
         </w:rPr>
         <w:t>__________________________</w:t>
       </w:r>
+    </w:p>
+    <w:p>
+      <w:pPr>
+        <w:rPr>
+          <w:rFonts w:ascii="Times New Roman" w:hAnsi="Times New Roman" w:cs="Times New Roman"/>
+        </w:rPr>
+      </w:pPr>
+    </w:p>
+    <w:p>
+      <w:pPr>
+        <w:rPr>
+          <w:rFonts w:ascii="Times New Roman" w:hAnsi="Times New Roman" w:cs="Times New Roman"/>
+        </w:rPr>
+      </w:pPr>
+      <w:r>
+        <w:rPr>
+          <w:rFonts w:ascii="Times New Roman" w:hAnsi="Times New Roman" w:cs="Times New Roman"/>
+        </w:rPr>
+        <w:drawing>
+          <wp:inline distT="0" distB="0" distL="0" distR="0" wp14:anchorId="3FA22BE9" wp14:editId="7550A005">
+            <wp:extent cx="5943600" cy="3190240"/>
+            <wp:effectExtent l="0" t="0" r="0" b="0"/>
+            <wp:docPr id="52007530" name="Picture 1"/>
+            <wp:cNvGraphicFramePr>
+              <a:graphicFrameLocks xmlns:a="http://schemas.openxmlformats.org/drawingml/2006/main" noChangeAspect="1"/>
+            </wp:cNvGraphicFramePr>
+            <a:graphic xmlns:a="http://schemas.openxmlformats.org/drawingml/2006/main">
+              <a:graphicData uri="http://schemas.openxmlformats.org/drawingml/2006/picture">
+                <pic:pic xmlns:pic="http://schemas.openxmlformats.org/drawingml/2006/picture">
+                  <pic:nvPicPr>
+                    <pic:cNvPr id="52007530" name=""/>
+                    <pic:cNvPicPr/>
+                  </pic:nvPicPr>
+                  <pic:blipFill>
+                    <a:blip r:embed="rId4"/>
+                    <a:stretch>
+                      <a:fillRect/>
+                    </a:stretch>
+                  </pic:blipFill>
+                  <pic:spPr>
+                    <a:xfrm>
+                      <a:off x="0" y="0"/>
+                      <a:ext cx="5943600" cy="3190240"/>
+                    </a:xfrm>
+                    <a:prstGeom prst="rect">
+                      <a:avLst/>
+                    </a:prstGeom>
+                  </pic:spPr>
+                </pic:pic>
+              </a:graphicData>
+            </a:graphic>
+          </wp:inline>
+        </w:drawing>
+      </w:r>
+    </w:p>
+    <w:p>
+      <w:pPr>
+        <w:rPr>
+          <w:rFonts w:ascii="Times New Roman" w:hAnsi="Times New Roman" w:cs="Times New Roman"/>
+        </w:rPr>
+      </w:pPr>
+    </w:p>
+    <w:p>
+      <w:pPr>
+        <w:rPr>
+          <w:rFonts w:ascii="Times New Roman" w:hAnsi="Times New Roman" w:cs="Times New Roman"/>
+        </w:rPr>
+      </w:pPr>
+      <w:r>
+        <w:rPr>
+          <w:rFonts w:ascii="Times New Roman" w:hAnsi="Times New Roman" w:cs="Times New Roman"/>
+        </w:rPr>
+        <w:lastRenderedPageBreak/>
+        <w:drawing>
+          <wp:inline distT="0" distB="0" distL="0" distR="0" wp14:anchorId="7B83FA71" wp14:editId="111C890A">
+            <wp:extent cx="5943600" cy="2950845"/>
+            <wp:effectExtent l="0" t="0" r="0" b="1905"/>
+            <wp:docPr id="177633153" name="Picture 1"/>
+            <wp:cNvGraphicFramePr>
+              <a:graphicFrameLocks xmlns:a="http://schemas.openxmlformats.org/drawingml/2006/main" noChangeAspect="1"/>
+            </wp:cNvGraphicFramePr>
+            <a:graphic xmlns:a="http://schemas.openxmlformats.org/drawingml/2006/main">
+              <a:graphicData uri="http://schemas.openxmlformats.org/drawingml/2006/picture">
+                <pic:pic xmlns:pic="http://schemas.openxmlformats.org/drawingml/2006/picture">
+                  <pic:nvPicPr>
+                    <pic:cNvPr id="177633153" name=""/>
+                    <pic:cNvPicPr/>
+                  </pic:nvPicPr>
+                  <pic:blipFill>
+                    <a:blip r:embed="rId5"/>
+                    <a:stretch>
+                      <a:fillRect/>
+                    </a:stretch>
+                  </pic:blipFill>
+                  <pic:spPr>
+                    <a:xfrm>
+                      <a:off x="0" y="0"/>
+                      <a:ext cx="5943600" cy="2950845"/>
+                    </a:xfrm>
+                    <a:prstGeom prst="rect">
+                      <a:avLst/>
+                    </a:prstGeom>
+                  </pic:spPr>
+                </pic:pic>
+              </a:graphicData>
+            </a:graphic>
+          </wp:inline>
+        </w:drawing>
+      </w:r>
+    </w:p>
+    <w:p>
+      <w:pPr>
+        <w:rPr>
+          <w:rFonts w:ascii="Times New Roman" w:hAnsi="Times New Roman" w:cs="Times New Roman"/>
+        </w:rPr>
+      </w:pPr>
+      <w:r>
+        <w:rPr>
+          <w:rFonts w:ascii="Times New Roman" w:hAnsi="Times New Roman" w:cs="Times New Roman"/>
+        </w:rPr>
+        <w:drawing>
+          <wp:inline distT="0" distB="0" distL="0" distR="0" wp14:anchorId="0EE8A474" wp14:editId="2AC3B4BF">
+            <wp:extent cx="5943600" cy="3578225"/>
+            <wp:effectExtent l="0" t="0" r="0" b="3175"/>
+            <wp:docPr id="27714351" name="Picture 1"/>
+            <wp:cNvGraphicFramePr>
+              <a:graphicFrameLocks xmlns:a="http://schemas.openxmlformats.org/drawingml/2006/main" noChangeAspect="1"/>
+            </wp:cNvGraphicFramePr>
+            <a:graphic xmlns:a="http://schemas.openxmlformats.org/drawingml/2006/main">
+              <a:graphicData uri="http://schemas.openxmlformats.org/drawingml/2006/picture">
+                <pic:pic xmlns:pic="http://schemas.openxmlformats.org/drawingml/2006/picture">
+                  <pic:nvPicPr>
+                    <pic:cNvPr id="27714351" name=""/>
+                    <pic:cNvPicPr/>
+                  </pic:nvPicPr>
+                  <pic:blipFill>
+                    <a:blip r:embed="rId6"/>
+                    <a:stretch>
+                      <a:fillRect/>
+                    </a:stretch>
+                  </pic:blipFill>
+                  <pic:spPr>
+                    <a:xfrm>
+                      <a:off x="0" y="0"/>
+                      <a:ext cx="5943600" cy="3578225"/>
+                    </a:xfrm>
+                    <a:prstGeom prst="rect">
+                      <a:avLst/>
+                    </a:prstGeom>
+                  </pic:spPr>
+                </pic:pic>
+              </a:graphicData>
+            </a:graphic>
+          </wp:inline>
+        </w:drawing>
+      </w:r>
+    </w:p>
+    <w:p>
+      <w:pPr>
+        <w:rPr>
+          <w:rFonts w:ascii="Times New Roman" w:hAnsi="Times New Roman" w:cs="Times New Roman"/>
+        </w:rPr>
+      </w:pPr>
+      <w:r>
+        <w:rPr>
+          <w:rFonts w:ascii="Times New Roman" w:hAnsi="Times New Roman" w:cs="Times New Roman"/>
+        </w:rPr>
+        <w:lastRenderedPageBreak/>
+        <w:drawing>
+          <wp:inline distT="0" distB="0" distL="0" distR="0" wp14:anchorId="24363BD1" wp14:editId="41456E1A">
+            <wp:extent cx="5943600" cy="3474720"/>
+            <wp:effectExtent l="0" t="0" r="0" b="0"/>
+            <wp:docPr id="1530278430" name="Picture 1"/>
+            <wp:cNvGraphicFramePr>
+              <a:graphicFrameLocks xmlns:a="http://schemas.openxmlformats.org/drawingml/2006/main" noChangeAspect="1"/>
+            </wp:cNvGraphicFramePr>
+            <a:graphic xmlns:a="http://schemas.openxmlformats.org/drawingml/2006/main">
+              <a:graphicData uri="http://schemas.openxmlformats.org/drawingml/2006/picture">
+                <pic:pic xmlns:pic="http://schemas.openxmlformats.org/drawingml/2006/picture">
+                  <pic:nvPicPr>
+                    <pic:cNvPr id="1530278430" name=""/>
+                    <pic:cNvPicPr/>
+                  </pic:nvPicPr>
+                  <pic:blipFill>
+                    <a:blip r:embed="rId7"/>
+                    <a:stretch>
+                      <a:fillRect/>
+                    </a:stretch>
+                  </pic:blipFill>
+                  <pic:spPr>
+                    <a:xfrm>
+                      <a:off x="0" y="0"/>
+                      <a:ext cx="5943600" cy="3474720"/>
+                    </a:xfrm>
+                    <a:prstGeom prst="rect">
+                      <a:avLst/>
+                    </a:prstGeom>
+                  </pic:spPr>
+                </pic:pic>
+              </a:graphicData>
+            </a:graphic>
+          </wp:inline>
+        </w:drawing>
+      </w:r>
+    </w:p>
+    <w:p>
+      <w:pPr>
+        <w:rPr>
+          <w:rFonts w:ascii="Times New Roman" w:hAnsi="Times New Roman" w:cs="Times New Roman"/>
+        </w:rPr>
+      </w:pPr>
+      <w:r>
+        <w:rPr>
+          <w:rFonts w:ascii="Times New Roman" w:hAnsi="Times New Roman" w:cs="Times New Roman"/>
+        </w:rPr>
+        <w:drawing>
+          <wp:inline distT="0" distB="0" distL="0" distR="0" wp14:anchorId="2F29C22F" wp14:editId="02CE62B3">
+            <wp:extent cx="5943600" cy="3517900"/>
+            <wp:effectExtent l="0" t="0" r="0" b="6350"/>
+            <wp:docPr id="903193604" name="Picture 1"/>
+            <wp:cNvGraphicFramePr>
+              <a:graphicFrameLocks xmlns:a="http://schemas.openxmlformats.org/drawingml/2006/main" noChangeAspect="1"/>
+            </wp:cNvGraphicFramePr>
+            <a:graphic xmlns:a="http://schemas.openxmlformats.org/drawingml/2006/main">
+              <a:graphicData uri="http://schemas.openxmlformats.org/drawingml/2006/picture">
+                <pic:pic xmlns:pic="http://schemas.openxmlformats.org/drawingml/2006/picture">
+                  <pic:nvPicPr>
+                    <pic:cNvPr id="903193604" name=""/>
+                    <pic:cNvPicPr/>
+                  </pic:nvPicPr>
+                  <pic:blipFill>
+                    <a:blip r:embed="rId8"/>
+                    <a:stretch>
+                      <a:fillRect/>
+                    </a:stretch>
+                  </pic:blipFill>
+                  <pic:spPr>
+                    <a:xfrm>
+                      <a:off x="0" y="0"/>
+                      <a:ext cx="5943600" cy="3517900"/>
+                    </a:xfrm>
+                    <a:prstGeom prst="rect">
+                      <a:avLst/>
+                    </a:prstGeom>
+                  </pic:spPr>
+                </pic:pic>
+              </a:graphicData>
+            </a:graphic>
+          </wp:inline>
+        </w:drawing>
+      </w:r>
+    </w:p>
+    <w:p>
+      <w:pPr>
+        <w:rPr>
+          <w:rFonts w:ascii="Times New Roman" w:hAnsi="Times New Roman" w:cs="Times New Roman"/>
+        </w:rPr>
+      </w:pPr>
+      <w:r>
+        <w:rPr>
+          <w:rFonts w:ascii="Times New Roman" w:hAnsi="Times New Roman" w:cs="Times New Roman"/>
+        </w:rPr>
+        <w:lastRenderedPageBreak/>
+        <w:drawing>
+          <wp:inline distT="0" distB="0" distL="0" distR="0" wp14:anchorId="64DD7C66" wp14:editId="69BB1C5D">
+            <wp:extent cx="5943600" cy="3451860"/>
+            <wp:effectExtent l="0" t="0" r="0" b="0"/>
+            <wp:docPr id="851996960" name="Picture 1"/>
+            <wp:cNvGraphicFramePr>
+              <a:graphicFrameLocks xmlns:a="http://schemas.openxmlformats.org/drawingml/2006/main" noChangeAspect="1"/>
+            </wp:cNvGraphicFramePr>
+            <a:graphic xmlns:a="http://schemas.openxmlformats.org/drawingml/2006/main">
+              <a:graphicData uri="http://schemas.openxmlformats.org/drawingml/2006/picture">
+                <pic:pic xmlns:pic="http://schemas.openxmlformats.org/drawingml/2006/picture">
+                  <pic:nvPicPr>
+                    <pic:cNvPr id="851996960" name=""/>
+                    <pic:cNvPicPr/>
+                  </pic:nvPicPr>
+                  <pic:blipFill>
+                    <a:blip r:embed="rId9"/>
+                    <a:stretch>
+                      <a:fillRect/>
+                    </a:stretch>
+                  </pic:blipFill>
+                  <pic:spPr>
+                    <a:xfrm>
+                      <a:off x="0" y="0"/>
+                      <a:ext cx="5943600" cy="3451860"/>
+                    </a:xfrm>
+                    <a:prstGeom prst="rect">
+                      <a:avLst/>
+                    </a:prstGeom>
+                  </pic:spPr>
+                </pic:pic>
+              </a:graphicData>
+            </a:graphic>
+          </wp:inline>
+        </w:drawing>
+      </w:r>
+    </w:p>
+    <w:p>
+      <w:pPr>
+        <w:rPr>
+          <w:rFonts w:ascii="Times New Roman" w:hAnsi="Times New Roman" w:cs="Times New Roman"/>
+        </w:rPr>
+      </w:pPr>
+      <w:r>
+        <w:rPr>
+          <w:rFonts w:ascii="Times New Roman" w:hAnsi="Times New Roman" w:cs="Times New Roman"/>
+        </w:rPr>
+        <w:drawing>
+          <wp:inline distT="0" distB="0" distL="0" distR="0" wp14:anchorId="5967C356" wp14:editId="50BE0202">
+            <wp:extent cx="5943600" cy="2879725"/>
+            <wp:effectExtent l="0" t="0" r="0" b="0"/>
+            <wp:docPr id="1178290983" name="Picture 1"/>
+            <wp:cNvGraphicFramePr>
+              <a:graphicFrameLocks xmlns:a="http://schemas.openxmlformats.org/drawingml/2006/main" noChangeAspect="1"/>
+            </wp:cNvGraphicFramePr>
+            <a:graphic xmlns:a="http://schemas.openxmlformats.org/drawingml/2006/main">
+              <a:graphicData uri="http://schemas.openxmlformats.org/drawingml/2006/picture">
+                <pic:pic xmlns:pic="http://schemas.openxmlformats.org/drawingml/2006/picture">
+                  <pic:nvPicPr>
+                    <pic:cNvPr id="1178290983" name=""/>
+                    <pic:cNvPicPr/>
+                  </pic:nvPicPr>
+                  <pic:blipFill>
+                    <a:blip r:embed="rId10"/>
+                    <a:stretch>
+                      <a:fillRect/>
+                    </a:stretch>
+                  </pic:blipFill>
+                  <pic:spPr>
+                    <a:xfrm>
+                      <a:off x="0" y="0"/>
+                      <a:ext cx="5943600" cy="2879725"/>
+                    </a:xfrm>
+                    <a:prstGeom prst="rect">
+                      <a:avLst/>
+                    </a:prstGeom>
+                  </pic:spPr>
+                </pic:pic>
+              </a:graphicData>
+            </a:graphic>
+          </wp:inline>
+        </w:drawing>
+      </w:r>
+    </w:p>
+    <w:p>
+      <w:pPr>
+        <w:rPr>
+          <w:rFonts w:ascii="Times New Roman" w:hAnsi="Times New Roman" w:cs="Times New Roman"/>
+        </w:rPr>
+      </w:pPr>
+    </w:p>
+    <w:p>
+      <w:pPr>
+        <w:rPr>
+          <w:rFonts w:ascii="Times New Roman" w:hAnsi="Times New Roman" w:cs="Times New Roman"/>
+        </w:rPr>
+      </w:pPr>
+      <w:r>
+        <w:rPr>
+          <w:rFonts w:ascii="Times New Roman" w:hAnsi="Times New Roman" w:cs="Times New Roman"/>
+        </w:rPr>
+        <w:lastRenderedPageBreak/>
+        <w:drawing>
+          <wp:inline distT="0" distB="0" distL="0" distR="0" wp14:anchorId="3308BBA6" wp14:editId="330170B4">
+            <wp:extent cx="5943600" cy="3037840"/>
+            <wp:effectExtent l="0" t="0" r="0" b="0"/>
+            <wp:docPr id="1600416598" name="Picture 1"/>
+            <wp:cNvGraphicFramePr>
+              <a:graphicFrameLocks xmlns:a="http://schemas.openxmlformats.org/drawingml/2006/main" noChangeAspect="1"/>
+            </wp:cNvGraphicFramePr>
+            <a:graphic xmlns:a="http://schemas.openxmlformats.org/drawingml/2006/main">
+              <a:graphicData uri="http://schemas.openxmlformats.org/drawingml/2006/picture">
+                <pic:pic xmlns:pic="http://schemas.openxmlformats.org/drawingml/2006/picture">
+                  <pic:nvPicPr>
+                    <pic:cNvPr id="1600416598" name=""/>
+                    <pic:cNvPicPr/>
+                  </pic:nvPicPr>
+                  <pic:blipFill>
+                    <a:blip r:embed="rId11"/>
+                    <a:stretch>
+                      <a:fillRect/>
+                    </a:stretch>
+                  </pic:blipFill>
+                  <pic:spPr>
+                    <a:xfrm>
+                      <a:off x="0" y="0"/>
+                      <a:ext cx="5943600" cy="3037840"/>
+                    </a:xfrm>
+                    <a:prstGeom prst="rect">
+                      <a:avLst/>
+                    </a:prstGeom>
+                  </pic:spPr>
+                </pic:pic>
+              </a:graphicData>
+            </a:graphic>
+          </wp:inline>
+        </w:drawing>
+      </w:r>
+    </w:p>
+    <w:p>
+      <w:pPr>
+        <w:rPr>
+          <w:rFonts w:ascii="Times New Roman" w:hAnsi="Times New Roman" w:cs="Times New Roman"/>
+        </w:rPr>
+      </w:pPr>
+      <w:r>
+        <w:rPr>
+          <w:rFonts w:ascii="Times New Roman" w:hAnsi="Times New Roman" w:cs="Times New Roman"/>
+        </w:rPr>
+        <w:drawing>
+          <wp:inline distT="0" distB="0" distL="0" distR="0" wp14:anchorId="23B18FCE" wp14:editId="182DE109">
+            <wp:extent cx="5943600" cy="3399790"/>
+            <wp:effectExtent l="0" t="0" r="0" b="0"/>
+            <wp:docPr id="1019608669" name="Picture 1"/>
+            <wp:cNvGraphicFramePr>
+              <a:graphicFrameLocks xmlns:a="http://schemas.openxmlformats.org/drawingml/2006/main" noChangeAspect="1"/>
+            </wp:cNvGraphicFramePr>
+            <a:graphic xmlns:a="http://schemas.openxmlformats.org/drawingml/2006/main">
+              <a:graphicData uri="http://schemas.openxmlformats.org/drawingml/2006/picture">
+                <pic:pic xmlns:pic="http://schemas.openxmlformats.org/drawingml/2006/picture">
+                  <pic:nvPicPr>
+                    <pic:cNvPr id="1019608669" name=""/>
+                    <pic:cNvPicPr/>
+                  </pic:nvPicPr>
+                  <pic:blipFill>
+                    <a:blip r:embed="rId12"/>
+                    <a:stretch>
+                      <a:fillRect/>
+                    </a:stretch>
+                  </pic:blipFill>
+                  <pic:spPr>
+                    <a:xfrm>
+                      <a:off x="0" y="0"/>
+                      <a:ext cx="5943600" cy="3399790"/>
+                    </a:xfrm>
+                    <a:prstGeom prst="rect">
+                      <a:avLst/>
+                    </a:prstGeom>
+                  </pic:spPr>
+                </pic:pic>
+              </a:graphicData>
+            </a:graphic>
+          </wp:inline>
+        </w:drawing>
+      </w:r>
+    </w:p>
+    <w:p>
+      <w:pPr>
+        <w:rPr>
+          <w:rFonts w:ascii="Times New Roman" w:hAnsi="Times New Roman" w:cs="Times New Roman"/>
+        </w:rPr>
+      </w:pPr>
+      <w:r>
+        <w:rPr>
+          <w:rFonts w:ascii="Times New Roman" w:hAnsi="Times New Roman" w:cs="Times New Roman"/>
+        </w:rPr>
+        <w:lastRenderedPageBreak/>
+        <w:drawing>
+          <wp:inline distT="0" distB="0" distL="0" distR="0" wp14:anchorId="5AA54E64" wp14:editId="5390896E">
+            <wp:extent cx="5943600" cy="3368675"/>
+            <wp:effectExtent l="0" t="0" r="0" b="3175"/>
+            <wp:docPr id="812939228" name="Picture 1"/>
+            <wp:cNvGraphicFramePr>
+              <a:graphicFrameLocks xmlns:a="http://schemas.openxmlformats.org/drawingml/2006/main" noChangeAspect="1"/>
+            </wp:cNvGraphicFramePr>
+            <a:graphic xmlns:a="http://schemas.openxmlformats.org/drawingml/2006/main">
+              <a:graphicData uri="http://schemas.openxmlformats.org/drawingml/2006/picture">
+                <pic:pic xmlns:pic="http://schemas.openxmlformats.org/drawingml/2006/picture">
+                  <pic:nvPicPr>
+                    <pic:cNvPr id="812939228" name=""/>
+                    <pic:cNvPicPr/>
+                  </pic:nvPicPr>
+                  <pic:blipFill>
+                    <a:blip r:embed="rId13"/>
+                    <a:stretch>
+                      <a:fillRect/>
+                    </a:stretch>
+                  </pic:blipFill>
+                  <pic:spPr>
+                    <a:xfrm>
+                      <a:off x="0" y="0"/>
+                      <a:ext cx="5943600" cy="3368675"/>
+                    </a:xfrm>
+                    <a:prstGeom prst="rect">
+                      <a:avLst/>
+                    </a:prstGeom>
+                  </pic:spPr>
+                </pic:pic>
+              </a:graphicData>
+            </a:graphic>
+          </wp:inline>
+        </w:drawing>
+      </w:r>
+    </w:p>
+    <w:p>
+      <w:pPr>
+        <w:rPr>
+          <w:rFonts w:ascii="Times New Roman" w:hAnsi="Times New Roman" w:cs="Times New Roman"/>
+        </w:rPr>
+      </w:pPr>
+      <w:r>
+        <w:rPr>
+          <w:rFonts w:ascii="Times New Roman" w:hAnsi="Times New Roman" w:cs="Times New Roman"/>
+        </w:rPr>
+        <w:drawing>
+          <wp:inline distT="0" distB="0" distL="0" distR="0" wp14:anchorId="2315EAEA" wp14:editId="22A5B416">
+            <wp:extent cx="5943600" cy="2983865"/>
+            <wp:effectExtent l="0" t="0" r="0" b="6985"/>
+            <wp:docPr id="1471270512" name="Picture 1"/>
+            <wp:cNvGraphicFramePr>
+              <a:graphicFrameLocks xmlns:a="http://schemas.openxmlformats.org/drawingml/2006/main" noChangeAspect="1"/>
+            </wp:cNvGraphicFramePr>
+            <a:graphic xmlns:a="http://schemas.openxmlformats.org/drawingml/2006/main">
+              <a:graphicData uri="http://schemas.openxmlformats.org/drawingml/2006/picture">
+                <pic:pic xmlns:pic="http://schemas.openxmlformats.org/drawingml/2006/picture">
+                  <pic:nvPicPr>
+                    <pic:cNvPr id="1471270512" name=""/>
+                    <pic:cNvPicPr/>
+                  </pic:nvPicPr>
+                  <pic:blipFill>
+                    <a:blip r:embed="rId14"/>
+                    <a:stretch>
+                      <a:fillRect/>
+                    </a:stretch>
+                  </pic:blipFill>
+                  <pic:spPr>
+                    <a:xfrm>
+                      <a:off x="0" y="0"/>
+                      <a:ext cx="5943600" cy="2983865"/>
+                    </a:xfrm>
+                    <a:prstGeom prst="rect">
+                      <a:avLst/>
+                    </a:prstGeom>
+                  </pic:spPr>
+                </pic:pic>
+              </a:graphicData>
+            </a:graphic>
+          </wp:inline>
+        </w:drawing>
+      </w:r>
+    </w:p>
+    <w:p>
+      <w:pPr>
+        <w:rPr>
+          <w:rFonts w:ascii="Times New Roman" w:hAnsi="Times New Roman" w:cs="Times New Roman"/>
+        </w:rPr>
+      </w:pPr>
     </w:p>
     <w:p>
       <w:pPr>
@@ -2452,6 +2984,7 @@
   <w:style w:type="character" w:default="1" w:styleId="DefaultParagraphFont">
     <w:name w:val="Default Paragraph Font"/>
     <w:uiPriority w:val="1"/>
+    <w:semiHidden/>
     <w:unhideWhenUsed/>
   </w:style>
   <w:style w:type="table" w:default="1" w:styleId="TableNormal">
